--- a/reports/AIRPATH_AI_JIGS_IEEE_Style_English_FINAL_REVISED.docx
+++ b/reports/AIRPATH_AI_JIGS_IEEE_Style_English_FINAL_REVISED.docx
@@ -1955,7 +1955,7 @@
         <w:ind w:firstLine="216"/>
       </w:pPr>
       <w:r>
-        <w:t>The web prototype is a user-facing rendering of the research pipeline rather than an independent validation instrument. It uses a frontend based on Vite, React, TypeScript, and Leaflet and a FastAPI backend. Demonstration scenarios are precomputed so the interface remains stable and reproducible. The user selects origin, destination, walking or motorbike, and maximum additional travel time. The interface displays the fastest route and up to three feasible alternatives together with travel time, extra minutes, and predicted exposure.</w:t>
+        <w:t>The web prototype is a user-facing rendering of the research pipeline rather than an independent validation instrument. It uses a frontend based on Vite, React, TypeScript, and Leaflet and a FastAPI backend. Demonstration scenarios are precomputed so the interface remains stable and reproducible. The user selects origin, destination, walking or motorbike, maximum additional travel time, and a demonstration time-of-day control with three windows: morning peak, midday, and evening peak. The interface displays the fastest route and up to three feasible alternatives together with travel time, extra minutes, and predicted exposure.</w:t>
       </w:r>
     </w:p>
     <w:p>
@@ -2003,7 +2003,7 @@
         <w:pStyle w:val="IEEECaption"/>
       </w:pPr>
       <w:r>
-        <w:t>Fig. 2. AIRPATH-AI web prototype showing route comparison for a motorbike scenario.</w:t>
+        <w:t>Fig. 2. AIRPATH-AI web prototype for a motorbike scenario, including the three-window demo congestion control.</w:t>
       </w:r>
     </w:p>
     <w:p>
@@ -2021,7 +2021,16 @@
         <w:ind w:firstLine="216"/>
       </w:pPr>
       <w:r>
-        <w:t>A representative interface case shows approximately 15.5 min and exposure 696 for the fastest route versus approximately 16.4 min and exposure 490 for one alternative. These values are demonstration outputs only. They are not panel-level experimental statistics, are not direct on-road measurements, and are not evidence for Gap 1 or Gap 2.</w:t>
+        <w:t>A representative interface case may show, for example, approximately 15.5 min and exposure 696–739 for the fastest motorbike route versus approximately 16.4 min and 490–514 for one alternative, depending on the selected demonstration window. These values are demonstration outputs only. They are not panel-level experimental statistics, are not direct on-road measurements, and are not evidence for Gap 1 or Gap 2.</w:t>
+      </w:r>
+    </w:p>
+    <w:p>
+      <w:pPr>
+        <w:pStyle w:val="IEEEBody"/>
+        <w:ind w:firstLine="216"/>
+      </w:pPr>
+      <w:r>
+        <w:t xml:space="preserve">The three-window control is labeled in the interface as “Time of day (demo congestion proxy).” It is a product illustration, not a Gap 1 or Gap 2 experiment. Travel times, candidate geometry, and the station-IDW background remain the frozen 06:00 field. Only a deterministic arterial OSM-class multiplier changes (about 1.12 at the morning window, 1.04 at midday, and 1.20 at the evening window); residential and alley ways are left unchanged. The control therefore does not measure which street is congested, does not move HealthyAir to 12:00 or 18:00, and usually does not redraw the selected polyline—as expected when the same candidates and the same selector see only a small arterial scale factor. In the packaged demo scan, the number of cases with a lower-exposure alternative is 41/80 at morning and evening peak and 40/80 at midday. Those counts must not be substituted for the frozen Gap 1 rates 19/300 and 20/1,500 or the Gap 2 rate 43/1,500.</w:t>
       </w:r>
     </w:p>
     <w:p>

--- a/reports/AIRPATH_AI_JIGS_IEEE_Style_English_FINAL_REVISED.docx
+++ b/reports/AIRPATH_AI_JIGS_IEEE_Style_English_FINAL_REVISED.docx
@@ -1966,7 +1966,7 @@
       <w:r>
         <w:drawing>
           <wp:inline xmlns:a="http://schemas.openxmlformats.org/drawingml/2006/main" xmlns:pic="http://schemas.openxmlformats.org/drawingml/2006/picture">
-            <wp:extent cx="2971800" cy="1931380"/>
+            <wp:extent cx="3200400" cy="1456432"/>
             <wp:docPr id="2" name="Picture 2"/>
             <wp:cNvGraphicFramePr>
               <a:graphicFrameLocks noChangeAspect="1"/>
@@ -1987,7 +1987,7 @@
                   <pic:spPr>
                     <a:xfrm>
                       <a:off x="0" y="0"/>
-                      <a:ext cx="2971800" cy="1931380"/>
+                      <a:ext cx="3200400" cy="1456432"/>
                     </a:xfrm>
                     <a:prstGeom prst="rect"/>
                   </pic:spPr>
@@ -2003,7 +2003,7 @@
         <w:pStyle w:val="IEEECaption"/>
       </w:pPr>
       <w:r>
-        <w:t>Fig. 2. AIRPATH-AI web prototype for a motorbike scenario, including the three-window demo congestion control.</w:t>
+        <w:t>Fig. 2. AIRPATH-AI web prototype (motorbike, evening-peak demo window) for Hẻm Cao Thắng · Hòa Hưng to Khu phố 11 · Phú Lâm, with the three-session time-of-day control visible in the sidebar.</w:t>
       </w:r>
     </w:p>
     <w:p>
@@ -2021,7 +2021,7 @@
         <w:ind w:firstLine="216"/>
       </w:pPr>
       <w:r>
-        <w:t>A representative interface case may show, for example, approximately 15.5 min and exposure 696–739 for the fastest motorbike route versus approximately 16.4 min and 490–514 for one alternative, depending on the selected demonstration window. These values are demonstration outputs only. They are not panel-level experimental statistics, are not direct on-road measurements, and are not evidence for Gap 1 or Gap 2.</w:t>
+        <w:t>In the screenshot of Fig. 2 (evening-peak demo window, +5 min budget), the fastest motorbike route is 15.5 min with predicted exposure 739 (µg/m³)·min, and alternative 1 is 16.4 min with 514 (µg/m³)·min (about 30% lower on the demo scale). These values are demonstration outputs only. They are not panel-level Gap 1 or Gap 2 statistics, are not on-road measurements, and must not be cited as evidence that evening peak changes the scientific selection result.</w:t>
       </w:r>
     </w:p>
     <w:p>

--- a/reports/AIRPATH_AI_JIGS_IEEE_Style_English_FINAL_REVISED.docx
+++ b/reports/AIRPATH_AI_JIGS_IEEE_Style_English_FINAL_REVISED.docx
@@ -1966,7 +1966,7 @@
       <w:r>
         <w:drawing>
           <wp:inline xmlns:a="http://schemas.openxmlformats.org/drawingml/2006/main" xmlns:pic="http://schemas.openxmlformats.org/drawingml/2006/picture">
-            <wp:extent cx="3200400" cy="1456432"/>
+            <wp:extent cx="2971800" cy="5669280"/>
             <wp:docPr id="2" name="Picture 2"/>
             <wp:cNvGraphicFramePr>
               <a:graphicFrameLocks noChangeAspect="1"/>
@@ -1987,7 +1987,7 @@
                   <pic:spPr>
                     <a:xfrm>
                       <a:off x="0" y="0"/>
-                      <a:ext cx="3200400" cy="1456432"/>
+                      <a:ext cx="2971800" cy="5669280"/>
                     </a:xfrm>
                     <a:prstGeom prst="rect"/>
                   </pic:spPr>
@@ -2003,7 +2003,7 @@
         <w:pStyle w:val="IEEECaption"/>
       </w:pPr>
       <w:r>
-        <w:t>Fig. 2. AIRPATH-AI web prototype (motorbike, evening-peak demo window) for Hẻm Cao Thắng · Hòa Hưng to Khu phố 11 · Phú Lâm, with the three-session time-of-day control visible in the sidebar.</w:t>
+        <w:t>Fig. 2. Print view of the AIRPATH-AI web prototype (motorbike, evening-peak demo window, +5 min): Hẻm Cao Thắng · Hòa Hưng to Khu phố 11 · Phú Lâm. Bold labels are kept inside each control and route card. The three-session control is a demo congestion proxy only.</w:t>
       </w:r>
     </w:p>
     <w:p>

--- a/reports/AIRPATH_AI_JIGS_IEEE_Style_English_FINAL_REVISED.docx
+++ b/reports/AIRPATH_AI_JIGS_IEEE_Style_English_FINAL_REVISED.docx
@@ -220,7 +220,7 @@
       <w:r>
         <w:drawing>
           <wp:inline xmlns:a="http://schemas.openxmlformats.org/drawingml/2006/main" xmlns:pic="http://schemas.openxmlformats.org/drawingml/2006/picture">
-            <wp:extent cx="2971800" cy="1621801"/>
+            <wp:extent cx="2971800" cy="1625377"/>
             <wp:docPr id="1" name="Picture 1"/>
             <wp:cNvGraphicFramePr>
               <a:graphicFrameLocks noChangeAspect="1"/>
@@ -241,7 +241,7 @@
                   <pic:spPr>
                     <a:xfrm>
                       <a:off x="0" y="0"/>
-                      <a:ext cx="2971800" cy="1621801"/>
+                      <a:ext cx="2971800" cy="1625377"/>
                     </a:xfrm>
                     <a:prstGeom prst="rect"/>
                   </pic:spPr>
@@ -1966,7 +1966,7 @@
       <w:r>
         <w:drawing>
           <wp:inline xmlns:a="http://schemas.openxmlformats.org/drawingml/2006/main" xmlns:pic="http://schemas.openxmlformats.org/drawingml/2006/picture">
-            <wp:extent cx="2971800" cy="5669280"/>
+            <wp:extent cx="2971800" cy="1352169"/>
             <wp:docPr id="2" name="Picture 2"/>
             <wp:cNvGraphicFramePr>
               <a:graphicFrameLocks noChangeAspect="1"/>
@@ -1987,7 +1987,7 @@
                   <pic:spPr>
                     <a:xfrm>
                       <a:off x="0" y="0"/>
-                      <a:ext cx="2971800" cy="5669280"/>
+                      <a:ext cx="2971800" cy="1352169"/>
                     </a:xfrm>
                     <a:prstGeom prst="rect"/>
                   </pic:spPr>
@@ -2003,7 +2003,7 @@
         <w:pStyle w:val="IEEECaption"/>
       </w:pPr>
       <w:r>
-        <w:t>Fig. 2. Print view of the AIRPATH-AI web prototype (motorbike, evening-peak demo window, +5 min): Hẻm Cao Thắng · Hòa Hưng to Khu phố 11 · Phú Lâm. Bold labels are kept inside each control and route card. The three-session control is a demo congestion proxy only.</w:t>
+        <w:t>Fig. 2. AIRPATH-AI web prototype screenshot (motorbike, evening-peak demo window) for Hẻm Cao Thắng · Hòa Hưng to Khu phố 11 · Phú Lâm. The three-session control is a demo congestion proxy only; it is not Gap 1 or Gap 2.</w:t>
       </w:r>
     </w:p>
     <w:p>

--- a/reports/AIRPATH_AI_JIGS_IEEE_Style_English_FINAL_REVISED.docx
+++ b/reports/AIRPATH_AI_JIGS_IEEE_Style_English_FINAL_REVISED.docx
@@ -220,7 +220,7 @@
       <w:r>
         <w:drawing>
           <wp:inline xmlns:a="http://schemas.openxmlformats.org/drawingml/2006/main" xmlns:pic="http://schemas.openxmlformats.org/drawingml/2006/picture">
-            <wp:extent cx="2971800" cy="1625377"/>
+            <wp:extent cx="2971800" cy="5989320"/>
             <wp:docPr id="1" name="Picture 1"/>
             <wp:cNvGraphicFramePr>
               <a:graphicFrameLocks noChangeAspect="1"/>
@@ -241,7 +241,7 @@
                   <pic:spPr>
                     <a:xfrm>
                       <a:off x="0" y="0"/>
-                      <a:ext cx="2971800" cy="1625377"/>
+                      <a:ext cx="2971800" cy="5989320"/>
                     </a:xfrm>
                     <a:prstGeom prst="rect"/>
                   </pic:spPr>

--- a/reports/AIRPATH_AI_JIGS_IEEE_Style_English_FINAL_REVISED.docx
+++ b/reports/AIRPATH_AI_JIGS_IEEE_Style_English_FINAL_REVISED.docx
@@ -220,7 +220,7 @@
       <w:r>
         <w:drawing>
           <wp:inline xmlns:a="http://schemas.openxmlformats.org/drawingml/2006/main" xmlns:pic="http://schemas.openxmlformats.org/drawingml/2006/picture">
-            <wp:extent cx="2971800" cy="5989320"/>
+            <wp:extent cx="2971800" cy="4069080"/>
             <wp:docPr id="1" name="Picture 1"/>
             <wp:cNvGraphicFramePr>
               <a:graphicFrameLocks noChangeAspect="1"/>
@@ -241,7 +241,7 @@
                   <pic:spPr>
                     <a:xfrm>
                       <a:off x="0" y="0"/>
-                      <a:ext cx="2971800" cy="5989320"/>
+                      <a:ext cx="2971800" cy="4069080"/>
                     </a:xfrm>
                     <a:prstGeom prst="rect"/>
                   </pic:spPr>
@@ -275,6 +275,14 @@
       </w:pPr>
       <w:r>
         <w:t>The HealthyAir dataset contains 52,548 station-level records from six stations, covering 23 February 2021 21:00 to 21 June 2022 17:00. Rakholia et al. [2] describe minute collection; the file analyzed here is hourly. Variables include PM2.5, TSP, O3, CO, NO2, SO2, temperature, and humidity. PM2.5 has 0% missingness. Secondary variables have substantial missingness, and 207 PM2.5 observations equal zero, 205 of them at Station 5. IQR-flagged PM2.5 observations were not automatically deleted. The dataset is split chronologically into training, validation, and test sets.</w:t>
+      </w:r>
+    </w:p>
+    <w:p>
+      <w:pPr>
+        <w:pStyle w:val="IEEECaption"/>
+      </w:pPr>
+      <w:r>
+        <w:t>TABLE I. Summary of the HealthyAir HCMC dataset.</w:t>
       </w:r>
     </w:p>
     <w:tbl>
@@ -656,14 +664,6 @@
     </w:tbl>
     <w:p>
       <w:pPr>
-        <w:pStyle w:val="IEEECaption"/>
-      </w:pPr>
-      <w:r>
-        <w:t>TABLE I. Summary of the HealthyAir HCMC dataset.</w:t>
-      </w:r>
-    </w:p>
-    <w:p>
-      <w:pPr>
         <w:pStyle w:val="IEEEHead2"/>
       </w:pPr>
       <w:r>
@@ -677,6 +677,14 @@
       </w:pPr>
       <w:r>
         <w:t>Persistence predicts y_hat(t+h) = PM2.5(t). XGBoost V1 uses PM2.5 lags t−1, t−2, and t−3 together with time and station features. Current-PM XGBoost adds PM2.5(t), removing the feature mismatch in the initial comparison. Validation is used for model selection; the test set is not used for post-locking tuning. Current-PM XGBoost is fixed for downstream analysis because it has lower RMSE and higher R² than persistence at each reported horizon, although persistence has lower MAE.</w:t>
+      </w:r>
+    </w:p>
+    <w:p>
+      <w:pPr>
+        <w:pStyle w:val="IEEECaption"/>
+      </w:pPr>
+      <w:r>
+        <w:t>TABLE II. Validation MAE / RMSE / R² for Persistence and Current-PM XGBoost (+1 h, +2 h, and +3 h).</w:t>
       </w:r>
     </w:p>
     <w:tbl>
@@ -935,14 +943,6 @@
     </w:tbl>
     <w:p>
       <w:pPr>
-        <w:pStyle w:val="IEEECaption"/>
-      </w:pPr>
-      <w:r>
-        <w:t>TABLE II. Validation MAE / RMSE / R² for Persistence and Current-PM XGBoost (+1 h, +2 h, and +3 h).</w:t>
-      </w:r>
-    </w:p>
-    <w:p>
-      <w:pPr>
         <w:spacing w:before="0" w:after="0"/>
       </w:pPr>
       <w:r>
@@ -964,6 +964,14 @@
       </w:pPr>
       <w:r>
         <w:t>Nearest station, IDW p = 1, and IDW p = 2 are compared using leave-one-station-out development evaluation. IDW p = 1 provides the best pooled result and is fixed for downstream use. Reliability diagnostics include nearest-station distance, second-nearest distance, contributing-station count, and IDW weight concentration. These diagnostics are not calibrated uncertainty intervals.</w:t>
+      </w:r>
+    </w:p>
+    <w:p>
+      <w:pPr>
+        <w:pStyle w:val="IEEECaption"/>
+      </w:pPr>
+      <w:r>
+        <w:t>TABLE III. Development evaluation of spatial estimation methods.</w:t>
       </w:r>
     </w:p>
     <w:tbl>
@@ -1255,14 +1263,6 @@
     </w:tbl>
     <w:p>
       <w:pPr>
-        <w:pStyle w:val="IEEECaption"/>
-      </w:pPr>
-      <w:r>
-        <w:t>TABLE III. Development evaluation of spatial estimation methods.</w:t>
-      </w:r>
-    </w:p>
-    <w:p>
-      <w:pPr>
         <w:pStyle w:val="IEEEHead2"/>
       </w:pPr>
       <w:r>
@@ -1395,6 +1395,14 @@
       </w:pPr>
       <w:r>
         <w:t>P0-2B holds the same 30 OD pairs and changes the observation clock on 2022-02-27: 06:00, 08:00, 12:00, 17:00, and 20:00. This is a limited date/time robustness check against diurnal confounding, not a multi-week calendar sample. 2022-02-27 is used because 2022-02-28 lacks complete Station-4 +1/+2/+3 h tables. This produces 30 × 2 × 5 × 5 = 1,500 nontrivial cases (δ &gt; 0). Spearman correlation is 0.997. The selected route changes in 20/1,500 cases, or 1.33% (Wilson 95% CI 0.86–2.05%). These 20 changes arise from four OD × mode × departure-time cells, each differing at all five positive δ values (4 × 5 = 20). At 12:00, 17:00, and 20:00, no route change is observed, even though midday |ΔE| can be large (about 17%) without reselection. The mean oracle improvement when the selected route differs is approximately 0.02%.</w:t>
+      </w:r>
+    </w:p>
+    <w:p>
+      <w:pPr>
+        <w:pStyle w:val="IEEECaption"/>
+      </w:pPr>
+      <w:r>
+        <w:t>TABLE IV. Gap 1 temporal-assignment comparison; all counts exclude δ = 0, which leaves only the fastest route.</w:t>
       </w:r>
     </w:p>
     <w:tbl>
@@ -1683,14 +1691,6 @@
     </w:tbl>
     <w:p>
       <w:pPr>
-        <w:pStyle w:val="IEEECaption"/>
-      </w:pPr>
-      <w:r>
-        <w:t>TABLE IV. Gap 1 temporal-assignment comparison; all counts exclude δ = 0, which leaves only the fastest route.</w:t>
-      </w:r>
-    </w:p>
-    <w:p>
-      <w:pPr>
         <w:pStyle w:val="IEEEHead2"/>
       </w:pPr>
       <w:r>
@@ -1721,6 +1721,14 @@
       </w:pPr>
       <w:r>
         <w:t>Gap 2 addresses a different question: when a user accepts an absolute additional-time budget, how often does the feasible set contain a route that is both slower and lower-exposure than the fastest route? The audit uses 30 OD pairs, two modes, five departure times, and five positive budgets, yielding 1,500 cases.</w:t>
+      </w:r>
+    </w:p>
+    <w:p>
+      <w:pPr>
+        <w:pStyle w:val="IEEECaption"/>
+      </w:pPr>
+      <w:r>
+        <w:t>TABLE V. Gap 2 exhaustive trade-off audit.</w:t>
       </w:r>
     </w:p>
     <w:tbl>
@@ -1880,14 +1888,6 @@
         </w:tc>
       </w:tr>
     </w:tbl>
-    <w:p>
-      <w:pPr>
-        <w:pStyle w:val="IEEECaption"/>
-      </w:pPr>
-      <w:r>
-        <w:t>TABLE V. Gap 2 exhaustive trade-off audit.</w:t>
-      </w:r>
-    </w:p>
     <w:p>
       <w:pPr>
         <w:pStyle w:val="IEEEBody"/>

--- a/reports/AIRPATH_AI_JIGS_IEEE_Style_English_FINAL_REVISED.docx
+++ b/reports/AIRPATH_AI_JIGS_IEEE_Style_English_FINAL_REVISED.docx
@@ -1960,13 +1960,21 @@
     </w:p>
     <w:p>
       <w:pPr>
+        <w:spacing w:before="0" w:after="0"/>
+      </w:pPr>
+      <w:r>
+        <w:br w:type="page"/>
+      </w:r>
+    </w:p>
+    <w:p>
+      <w:pPr>
         <w:spacing w:before="40" w:after="20"/>
         <w:jc w:val="center"/>
       </w:pPr>
       <w:r>
         <w:drawing>
           <wp:inline xmlns:a="http://schemas.openxmlformats.org/drawingml/2006/main" xmlns:pic="http://schemas.openxmlformats.org/drawingml/2006/picture">
-            <wp:extent cx="2971800" cy="1352169"/>
+            <wp:extent cx="6400800" cy="3680164"/>
             <wp:docPr id="2" name="Picture 2"/>
             <wp:cNvGraphicFramePr>
               <a:graphicFrameLocks noChangeAspect="1"/>
@@ -1975,7 +1983,7 @@
               <a:graphicData uri="http://schemas.openxmlformats.org/drawingml/2006/picture">
                 <pic:pic>
                   <pic:nvPicPr>
-                    <pic:cNvPr id="0" name="image2.png"/>
+                    <pic:cNvPr id="0" name="image2.jpeg"/>
                     <pic:cNvPicPr/>
                   </pic:nvPicPr>
                   <pic:blipFill>
@@ -1987,7 +1995,7 @@
                   <pic:spPr>
                     <a:xfrm>
                       <a:off x="0" y="0"/>
-                      <a:ext cx="2971800" cy="1352169"/>
+                      <a:ext cx="6400800" cy="3680164"/>
                     </a:xfrm>
                     <a:prstGeom prst="rect"/>
                   </pic:spPr>
@@ -2003,7 +2011,7 @@
         <w:pStyle w:val="IEEECaption"/>
       </w:pPr>
       <w:r>
-        <w:t>Fig. 2. AIRPATH-AI web prototype screenshot (motorbike, evening-peak demo window) for Hẻm Cao Thắng · Hòa Hưng to Khu phố 11 · Phú Lâm. The three-session control is a demo congestion proxy only; it is not Gap 1 or Gap 2.</w:t>
+        <w:t>Fig. 2. AIRPATH-AI web prototype (motorbike, evening-peak demo window, +5 min): Hẻm Cao Thắng · Hòa Hưng to Khu phố 11 · Phú Lâm. High-resolution interface screenshot; the three-session control is a demo congestion proxy only (not Gap 1 or Gap 2).</w:t>
       </w:r>
     </w:p>
     <w:p>

--- a/reports/AIRPATH_AI_JIGS_IEEE_Style_English_FINAL_REVISED.docx
+++ b/reports/AIRPATH_AI_JIGS_IEEE_Style_English_FINAL_REVISED.docx
@@ -1974,7 +1974,7 @@
       <w:r>
         <w:drawing>
           <wp:inline xmlns:a="http://schemas.openxmlformats.org/drawingml/2006/main" xmlns:pic="http://schemas.openxmlformats.org/drawingml/2006/picture">
-            <wp:extent cx="6400800" cy="3680164"/>
+            <wp:extent cx="6400800" cy="4000500"/>
             <wp:docPr id="2" name="Picture 2"/>
             <wp:cNvGraphicFramePr>
               <a:graphicFrameLocks noChangeAspect="1"/>
@@ -1995,7 +1995,7 @@
                   <pic:spPr>
                     <a:xfrm>
                       <a:off x="0" y="0"/>
-                      <a:ext cx="6400800" cy="3680164"/>
+                      <a:ext cx="6400800" cy="4000500"/>
                     </a:xfrm>
                     <a:prstGeom prst="rect"/>
                   </pic:spPr>

--- a/reports/AIRPATH_AI_JIGS_IEEE_Style_English_FINAL_REVISED.docx
+++ b/reports/AIRPATH_AI_JIGS_IEEE_Style_English_FINAL_REVISED.docx
@@ -26,7 +26,7 @@
           <w:rFonts w:ascii="Times New Roman" w:hAnsi="Times New Roman"/>
           <w:sz w:val="23"/>
         </w:rPr>
-        <w:t>Lê Minh Đức and Trần Dương Minh Tâm</w:t>
+        <w:t>Le Minh Duc¹ and Tran Duong Minh Tam¹</w:t>
       </w:r>
     </w:p>
     <w:p>
@@ -39,7 +39,7 @@
           <w:rFonts w:ascii="Times New Roman" w:hAnsi="Times New Roman"/>
           <w:sz w:val="19"/>
         </w:rPr>
-        <w:t>High School for the Gifted, Vietnam National University Ho Chi Minh City, Ho Chi Minh City, Vietnam</w:t>
+        <w:t>¹High School for the Gifted, Vietnam National University, Ho Chi Minh City, Vietnam</w:t>
       </w:r>
     </w:p>
     <w:p>
@@ -274,7 +274,37 @@
         <w:ind w:firstLine="216"/>
       </w:pPr>
       <w:r>
-        <w:t>The HealthyAir dataset contains 52,548 station-level records from six stations, covering 23 February 2021 21:00 to 21 June 2022 17:00. Rakholia et al. [2] describe minute collection; the file analyzed here is hourly. Variables include PM2.5, TSP, O3, CO, NO2, SO2, temperature, and humidity. PM2.5 has 0% missingness. Secondary variables have substantial missingness, and 207 PM2.5 observations equal zero, 205 of them at Station 5. IQR-flagged PM2.5 observations were not automatically deleted. The dataset is split chronologically into training, validation, and test sets.</w:t>
+        <w:t>The HealthyAir dataset contains 52,548 station-level records from six stations, covering 23 February 2021 21:00 to 21 June 2022 17:00. Rakholia et al. [2] describe minute collection; the file analyzed here is hourly. Variables include PM2.5, TSP, O</w:t>
+      </w:r>
+      <w:r>
+        <w:rPr>
+          <w:vertAlign w:val="subscript"/>
+        </w:rPr>
+        <w:t>3</w:t>
+      </w:r>
+      <w:r>
+        <w:rPr/>
+        <w:t>, CO, NO</w:t>
+      </w:r>
+      <w:r>
+        <w:rPr>
+          <w:vertAlign w:val="subscript"/>
+        </w:rPr>
+        <w:t>2</w:t>
+      </w:r>
+      <w:r>
+        <w:rPr/>
+        <w:t>, SO</w:t>
+      </w:r>
+      <w:r>
+        <w:rPr>
+          <w:vertAlign w:val="subscript"/>
+        </w:rPr>
+        <w:t>2</w:t>
+      </w:r>
+      <w:r>
+        <w:rPr/>
+        <w:t>, temperature, and humidity. PM2.5 has 0% missingness. Secondary variables have substantial missingness, and 207 PM2.5 observations equal zero, 205 of them at Station 5. IQR-flagged PM2.5 observations were not automatically deleted. The dataset is split chronologically into training, validation, and test sets.</w:t>
       </w:r>
     </w:p>
     <w:p>
